--- a/ban_giao_dev/Kich_ban_Mo_dau_va_Chuong_1.docx
+++ b/ban_giao_dev/Kich_ban_Mo_dau_va_Chuong_1.docx
@@ -134,6 +134,11 @@
     </w:p>
     <w:p>
       <w:r>
+        <w:t xml:space="preserve">[SPRITE: Doran_Neutral]</w:t>
+      </w:r>
+    </w:p>
+    <w:p>
+      <w:r>
         <w:t xml:space="preserve">???: "Lại ngắm cái thẻ cũ đấy à, Kael?"</w:t>
       </w:r>
     </w:p>
@@ -179,6 +184,11 @@
     </w:p>
     <w:p>
       <w:r>
+        <w:t xml:space="preserve">[SPRITE: Doran tắt]</w:t>
+      </w:r>
+    </w:p>
+    <w:p>
+      <w:r>
         <w:t xml:space="preserve">Kael (nghĩ): Ở trên này chỉ cần sai một lần là người ta có cớ trả mình về. Nên thôi, cứ cúi đầu mà làm cho xong việc.</w:t>
       </w:r>
     </w:p>
@@ -237,6 +247,11 @@
     </w:p>
     <w:p>
       <w:r>
+        <w:t xml:space="preserve">[SPRITE: Doran tắt]</w:t>
+      </w:r>
+    </w:p>
+    <w:p>
+      <w:r>
         <w:t xml:space="preserve">[SE: SE03_Glitch_Loi_He_Thong]</w:t>
       </w:r>
     </w:p>
@@ -338,6 +353,11 @@
     <w:p>
       <w:r>
         <w:t xml:space="preserve">Kael (nghĩ): "Mưa"? Chữ gì lạ vậy. Nghe như tên một món ăn.</w:t>
+      </w:r>
+    </w:p>
+    <w:p>
+      <w:r>
+        <w:t xml:space="preserve">[SPRITE: Kael_Neutral]</w:t>
       </w:r>
     </w:p>
     <w:p>
@@ -664,6 +684,11 @@
     </w:p>
     <w:p>
       <w:r>
+        <w:t xml:space="preserve">[SPRITE: Kael_Neutral]</w:t>
+      </w:r>
+    </w:p>
+    <w:p>
+      <w:r>
         <w:t xml:space="preserve">[GHI CHÚ MỚI: Giấy gọi 18 giờ]</w:t>
       </w:r>
     </w:p>
@@ -729,6 +754,11 @@
     </w:p>
     <w:p>
       <w:r>
+        <w:t xml:space="preserve">[SPRITE: Kael_Surprised]</w:t>
+      </w:r>
+    </w:p>
+    <w:p>
+      <w:r>
         <w:t xml:space="preserve">(Kael đứng sững giữa đường. Anh nhìn quanh. Không ai nhìn lại.)</w:t>
       </w:r>
     </w:p>
@@ -754,11 +784,6 @@
     </w:p>
     <w:p>
       <w:r>
-        <w:t xml:space="preserve">[SPRITE: Kael_Surprised]</w:t>
-      </w:r>
-    </w:p>
-    <w:p>
-      <w:r>
         <w:t xml:space="preserve">Kael: "Không. Không không không. Cô, à không, cái thứ này, ra khỏi thiết bị của tôi ngay."</w:t>
       </w:r>
     </w:p>
@@ -815,6 +840,11 @@
     <w:p>
       <w:r>
         <w:t xml:space="preserve">Veritas: "Thế này nhé: trước mặt người khác tôi im, cậu cứ coi như không có tôi. Đổi lại, lúc nào đi ngang cái ống số 7 thì cậu liếc nó giùm tôi một cái."</w:t>
+      </w:r>
+    </w:p>
+    <w:p>
+      <w:r>
+        <w:t xml:space="preserve">[SPRITE: Kael_Neutral]</w:t>
       </w:r>
     </w:p>
     <w:p>
@@ -1082,6 +1112,11 @@
     </w:p>
     <w:p>
       <w:r>
+        <w:t xml:space="preserve">[SPRITE: Doran tắt]</w:t>
+      </w:r>
+    </w:p>
+    <w:p>
+      <w:r>
         <w:t xml:space="preserve">[SE: SE04_Tieng_No_Thap_Nang_Luong]</w:t>
       </w:r>
     </w:p>
@@ -2397,6 +2432,11 @@
     <w:p>
       <w:r>
         <w:t xml:space="preserve">Kael: "Giỏi. Mà cũng chẳng giúp được gì."</w:t>
+      </w:r>
+    </w:p>
+    <w:p>
+      <w:r>
+        <w:t xml:space="preserve">[SPRITE: Veritas_Serious]</w:t>
       </w:r>
     </w:p>
     <w:p>

--- a/ban_giao_dev/Kich_ban_Mo_dau_va_Chuong_1.docx
+++ b/ban_giao_dev/Kich_ban_Mo_dau_va_Chuong_1.docx
@@ -342,7 +342,7 @@
     </w:p>
     <w:p>
       <w:r>
-        <w:t xml:space="preserve">???: "...mưa về trên mái... con ngủ đi..." (lời hát tạm, sẽ thay khi có bài hát thật)</w:t>
+        <w:t xml:space="preserve">???: "...mưa về trên mái... con ngủ đi..."</w:t>
       </w:r>
     </w:p>
     <w:p>
